--- a/Cover_Letters/Shinoy_Medido___brand_of_Evondos_Group_Junior_Technical_Operations_Engineer_Cover_Letter.docx
+++ b/Cover_Letters/Shinoy_Medido___brand_of_Evondos_Group_Junior_Technical_Operations_Engineer_Cover_Letter.docx
@@ -35,7 +35,12 @@
     </w:p>
     <w:p>
       <w:r>
-        <w:t>With my background in QA automation and backend validation, I am drawn to Medido's mission of improving patient safety and reliable medication management. In my past roles, I have frequently handled deep-dive problem-solving, analyzed debug logs, and worked with SQL queries to track down tricky system issues. I am comfortable bridging the gap between developers and support teams, and I am eager to apply my troubleshooting and documentation skills to your hardware and cloud ecosystem in Zoetermeer.</w:t>
+        <w:t>Your opening at Medido for a Junior Technical Operations Engineer caught my attention because it combines full-stack diagnostics, log analysis, and cross-system validation within a health tech environment. Throughout my background in testing and quality assurance across financial and healthcare clients, I have spent a lot of time analyzing logs, running backend SQL queries, and working with development teams to track down tricky bugs. I am comfortable digging into technical issues across different systems and documenting findings clearly.</w:t>
+      </w:r>
+    </w:p>
+    <w:p>
+      <w:r>
+        <w:t>I would welcome the chance to bring my problem-solving skills and background in regulated software environments to your support team in Zoetermeer.</w:t>
       </w:r>
     </w:p>
     <w:p>
